--- a/Bau_de_Dinamicas_Pre_Treino.docx
+++ b/Bau_de_Dinamicas_Pre_Treino.docx
@@ -278,7 +278,7 @@
                 <w:sz w:val="20"/>
                 <w:szCs w:val="20"/>
               </w:rPr>
-              <w:t xml:space="preserve">a definir</w:t>
+              <w:t xml:space="preserve">"Desenrola" — Nó Cruzado em Dupla</w:t>
             </w:r>
           </w:p>
         </w:tc>
@@ -300,7 +300,7 @@
                 <w:sz w:val="20"/>
                 <w:szCs w:val="20"/>
               </w:rPr>
-              <w:t xml:space="preserve">—</w:t>
+              <w:t xml:space="preserve">Comunicação, tomada de decisão, coordenação, resiliência</w:t>
             </w:r>
           </w:p>
         </w:tc>
@@ -353,7 +353,7 @@
                 <w:sz w:val="20"/>
                 <w:szCs w:val="20"/>
               </w:rPr>
-              <w:t xml:space="preserve">a definir</w:t>
+              <w:t xml:space="preserve">"Palma no Quique"</w:t>
             </w:r>
           </w:p>
         </w:tc>
@@ -375,7 +375,7 @@
                 <w:sz w:val="20"/>
                 <w:szCs w:val="20"/>
               </w:rPr>
-              <w:t xml:space="preserve">—</w:t>
+              <w:t xml:space="preserve">Atenção compartilhada, sincronia, controle inibitório</w:t>
             </w:r>
           </w:p>
         </w:tc>
@@ -428,7 +428,7 @@
                 <w:sz w:val="20"/>
                 <w:szCs w:val="20"/>
               </w:rPr>
-              <w:t xml:space="preserve">a definir</w:t>
+              <w:t xml:space="preserve">"Troca e Corre"</w:t>
             </w:r>
           </w:p>
         </w:tc>
@@ -450,20 +450,15 @@
                 <w:sz w:val="20"/>
                 <w:szCs w:val="20"/>
               </w:rPr>
-              <w:t xml:space="preserve">—</w:t>
+              <w:t xml:space="preserve">Tomada de decisão, atenção dividida, tempo de reação</w:t>
             </w:r>
           </w:p>
         </w:tc>
       </w:tr>
     </w:tbl>
     <w:p>
-      <w:r>
-        <w:br w:type="page"/>
-      </w:r>
-    </w:p>
-    <w:p>
-      <w:pPr>
-        <w:spacing w:after="40"/>
+      <w:pPr>
+        <w:spacing w:after="40" w:before="280"/>
       </w:pPr>
       <w:r>
         <w:rPr>
@@ -474,7 +469,7 @@
           <w:sz w:val="20"/>
           <w:szCs w:val="20"/>
         </w:rPr>
-        <w:t xml:space="preserve">FICHA 01</w:t>
+        <w:t xml:space="preserve">DINÂMICA 01</w:t>
       </w:r>
     </w:p>
     <w:p>
@@ -627,6 +622,749 @@
           <w:szCs w:val="21"/>
         </w:rPr>
         <w:t xml:space="preserve">Aumentar a dificuldade invertendo as regras (ex.: "1" volta a ser falado e "3" vira o gesto) ou acelerando o ritmo.</w:t>
+      </w:r>
+    </w:p>
+    <w:p>
+      <w:pPr>
+        <w:spacing w:after="40" w:before="280"/>
+      </w:pPr>
+      <w:r>
+        <w:rPr>
+          <w:rFonts w:ascii="Calibri" w:cs="Calibri" w:eastAsia="Calibri" w:hAnsi="Calibri"/>
+          <w:b/>
+          <w:bCs/>
+          <w:color w:val="C0A258"/>
+          <w:sz w:val="20"/>
+          <w:szCs w:val="20"/>
+        </w:rPr>
+        <w:t xml:space="preserve">DINÂMICA 02</w:t>
+      </w:r>
+    </w:p>
+    <w:p>
+      <w:pPr>
+        <w:spacing w:after="160"/>
+      </w:pPr>
+      <w:r>
+        <w:rPr>
+          <w:rFonts w:ascii="Calibri" w:cs="Calibri" w:eastAsia="Calibri" w:hAnsi="Calibri"/>
+          <w:b/>
+          <w:bCs/>
+          <w:color w:val="304E38"/>
+          <w:sz w:val="32"/>
+          <w:szCs w:val="32"/>
+        </w:rPr>
+        <w:t xml:space="preserve">"Desenrola" — Nó Cruzado em Dupla</w:t>
+      </w:r>
+    </w:p>
+    <w:p>
+      <w:pPr>
+        <w:pBdr>
+          <w:bottom w:val="single" w:color="C0A258" w:sz="6" w:space="1"/>
+        </w:pBdr>
+        <w:spacing w:after="100" w:before="100"/>
+      </w:pPr>
+    </w:p>
+    <w:p>
+      <w:pPr>
+        <w:pBdr>
+          <w:bottom w:val="single" w:color="8CA591" w:sz="4" w:space="4"/>
+        </w:pBdr>
+        <w:spacing w:after="100" w:before="240"/>
+      </w:pPr>
+      <w:r>
+        <w:rPr>
+          <w:rFonts w:ascii="Calibri" w:cs="Calibri" w:eastAsia="Calibri" w:hAnsi="Calibri"/>
+          <w:b/>
+          <w:bCs/>
+          <w:color w:val="304E38"/>
+          <w:sz w:val="24"/>
+          <w:szCs w:val="24"/>
+        </w:rPr>
+        <w:t xml:space="preserve">OBJETIVO</w:t>
+      </w:r>
+    </w:p>
+    <w:p>
+      <w:pPr>
+        <w:spacing w:after="120"/>
+      </w:pPr>
+      <w:r>
+        <w:rPr>
+          <w:rFonts w:ascii="Calibri" w:cs="Calibri" w:eastAsia="Calibri" w:hAnsi="Calibri"/>
+          <w:color w:val="3A3A3A"/>
+          <w:sz w:val="21"/>
+          <w:szCs w:val="21"/>
+        </w:rPr>
+        <w:t xml:space="preserve">Trabalhar comunicação, tomada de decisão e coordenação em dupla por meio de um desafio físico de desembaraçar os braços cruzados, sem soltar as mãos das alças em nenhum momento. A dificuldade de coordenar o movimento junto ao colega, tolerando tentativas erradas até encontrar a solução, também estimula resiliência.</w:t>
+      </w:r>
+    </w:p>
+    <w:p>
+      <w:pPr>
+        <w:pBdr>
+          <w:bottom w:val="single" w:color="8CA591" w:sz="4" w:space="4"/>
+        </w:pBdr>
+        <w:spacing w:after="100" w:before="240"/>
+      </w:pPr>
+      <w:r>
+        <w:rPr>
+          <w:rFonts w:ascii="Calibri" w:cs="Calibri" w:eastAsia="Calibri" w:hAnsi="Calibri"/>
+          <w:b/>
+          <w:bCs/>
+          <w:color w:val="304E38"/>
+          <w:sz w:val="24"/>
+          <w:szCs w:val="24"/>
+        </w:rPr>
+        <w:t xml:space="preserve">COMO APLICAR</w:t>
+      </w:r>
+    </w:p>
+    <w:p>
+      <w:pPr>
+        <w:pStyle w:val="ListParagraph"/>
+        <w:numPr>
+          <w:ilvl w:val="0"/>
+          <w:numId w:val="3"/>
+        </w:numPr>
+        <w:spacing w:after="70"/>
+      </w:pPr>
+      <w:r>
+        <w:rPr>
+          <w:rFonts w:ascii="Calibri" w:cs="Calibri" w:eastAsia="Calibri" w:hAnsi="Calibri"/>
+          <w:color w:val="3A3A3A"/>
+          <w:sz w:val="21"/>
+          <w:szCs w:val="21"/>
+        </w:rPr>
+        <w:t xml:space="preserve">Em duplas, de frente uma para a outra, cada atleta segura uma alça (pano, colete torcido ou faixa elástica) com as duas mãos, uma alça em cada mão.</w:t>
+      </w:r>
+    </w:p>
+    <w:p>
+      <w:pPr>
+        <w:pStyle w:val="ListParagraph"/>
+        <w:numPr>
+          <w:ilvl w:val="0"/>
+          <w:numId w:val="3"/>
+        </w:numPr>
+        <w:spacing w:after="70"/>
+      </w:pPr>
+      <w:r>
+        <w:rPr>
+          <w:rFonts w:ascii="Calibri" w:cs="Calibri" w:eastAsia="Calibri" w:hAnsi="Calibri"/>
+          <w:color w:val="3A3A3A"/>
+          <w:sz w:val="21"/>
+          <w:szCs w:val="21"/>
+        </w:rPr>
+        <w:t xml:space="preserve">Cruze os braços da dupla entre si, entrelaçando as alças de forma que fiquem "amarradas" no meio, como na imagem de referência.</w:t>
+      </w:r>
+    </w:p>
+    <w:p>
+      <w:pPr>
+        <w:pStyle w:val="ListParagraph"/>
+        <w:numPr>
+          <w:ilvl w:val="0"/>
+          <w:numId w:val="3"/>
+        </w:numPr>
+        <w:spacing w:after="70"/>
+      </w:pPr>
+      <w:r>
+        <w:rPr>
+          <w:rFonts w:ascii="Calibri" w:cs="Calibri" w:eastAsia="Calibri" w:hAnsi="Calibri"/>
+          <w:color w:val="3A3A3A"/>
+          <w:sz w:val="21"/>
+          <w:szCs w:val="21"/>
+        </w:rPr>
+        <w:t xml:space="preserve">Ao sinal, a dupla deve se desenrolar até voltar à posição de frente, com os braços soltos e destravados — sem que nenhum dos dois solte as mãos das alças em nenhum momento.</w:t>
+      </w:r>
+    </w:p>
+    <w:p>
+      <w:pPr>
+        <w:pStyle w:val="ListParagraph"/>
+        <w:numPr>
+          <w:ilvl w:val="0"/>
+          <w:numId w:val="3"/>
+        </w:numPr>
+        <w:spacing w:after="70"/>
+      </w:pPr>
+      <w:r>
+        <w:rPr>
+          <w:rFonts w:ascii="Calibri" w:cs="Calibri" w:eastAsia="Calibri" w:hAnsi="Calibri"/>
+          <w:color w:val="3A3A3A"/>
+          <w:sz w:val="21"/>
+          <w:szCs w:val="21"/>
+        </w:rPr>
+        <w:t xml:space="preserve">A dupla precisa se comunicar e testar movimentos (girar, passar por baixo do braço do colega, virar de costas) até descobrir a sequência que desfaz o nó.</w:t>
+      </w:r>
+    </w:p>
+    <w:p>
+      <w:pPr>
+        <w:pStyle w:val="ListParagraph"/>
+        <w:numPr>
+          <w:ilvl w:val="0"/>
+          <w:numId w:val="3"/>
+        </w:numPr>
+        <w:spacing w:after="70"/>
+      </w:pPr>
+      <w:r>
+        <w:rPr>
+          <w:rFonts w:ascii="Calibri" w:cs="Calibri" w:eastAsia="Calibri" w:hAnsi="Calibri"/>
+          <w:color w:val="3A3A3A"/>
+          <w:sz w:val="21"/>
+          <w:szCs w:val="21"/>
+        </w:rPr>
+        <w:t xml:space="preserve">Repita embaralhando os braços de um jeito diferente a cada rodada, aumentando o desafio.</w:t>
+      </w:r>
+    </w:p>
+    <w:p>
+      <w:pPr>
+        <w:spacing w:after="80" w:before="160"/>
+        <w:jc w:val="center"/>
+      </w:pPr>
+      <w:r>
+        <w:drawing>
+          <wp:inline distT="0" distB="0" distL="0" distR="0">
+            <wp:extent cx="1905000" cy="3276600"/>
+            <wp:effectExtent t="0" r="0" b="0" l="0"/>
+            <wp:docPr id="1" name="" descr="" title=""/>
+            <wp:cNvGraphicFramePr>
+              <a:graphicFrameLocks xmlns:a="http://schemas.openxmlformats.org/drawingml/2006/main" noChangeAspect="1"/>
+            </wp:cNvGraphicFramePr>
+            <a:graphic xmlns:a="http://schemas.openxmlformats.org/drawingml/2006/main">
+              <a:graphicData uri="http://schemas.openxmlformats.org/drawingml/2006/picture">
+                <pic:pic xmlns:pic="http://schemas.openxmlformats.org/drawingml/2006/picture">
+                  <pic:nvPicPr>
+                    <pic:cNvPr id="0" name="" descr=""/>
+                    <pic:cNvPicPr>
+                      <a:picLocks noChangeAspect="1" noChangeArrowheads="1"/>
+                    </pic:cNvPicPr>
+                  </pic:nvPicPr>
+                  <pic:blipFill>
+                    <a:blip r:embed="rId9" cstate="none"/>
+                    <a:srcRect/>
+                    <a:stretch>
+                      <a:fillRect/>
+                    </a:stretch>
+                  </pic:blipFill>
+                  <pic:spPr bwMode="auto">
+                    <a:xfrm>
+                      <a:off x="0" y="0"/>
+                      <a:ext cx="1905000" cy="3276600"/>
+                    </a:xfrm>
+                    <a:prstGeom prst="rect">
+                      <a:avLst/>
+                    </a:prstGeom>
+                  </pic:spPr>
+                </pic:pic>
+              </a:graphicData>
+            </a:graphic>
+          </wp:inline>
+        </w:drawing>
+      </w:r>
+    </w:p>
+    <w:p>
+      <w:pPr>
+        <w:spacing w:after="40"/>
+        <w:jc w:val="center"/>
+      </w:pPr>
+      <w:r>
+        <w:rPr>
+          <w:rFonts w:ascii="Calibri" w:cs="Calibri" w:eastAsia="Calibri" w:hAnsi="Calibri"/>
+          <w:i/>
+          <w:iCs/>
+          <w:color w:val="8CA591"/>
+          <w:sz w:val="18"/>
+          <w:szCs w:val="18"/>
+        </w:rPr>
+        <w:t xml:space="preserve">Referência visual — braços cruzados segurando as alças</w:t>
+      </w:r>
+    </w:p>
+    <w:p>
+      <w:pPr>
+        <w:spacing w:after="40" w:before="280"/>
+      </w:pPr>
+      <w:r>
+        <w:rPr>
+          <w:rFonts w:ascii="Calibri" w:cs="Calibri" w:eastAsia="Calibri" w:hAnsi="Calibri"/>
+          <w:b/>
+          <w:bCs/>
+          <w:color w:val="C0A258"/>
+          <w:sz w:val="20"/>
+          <w:szCs w:val="20"/>
+        </w:rPr>
+        <w:t xml:space="preserve">DINÂMICA 03</w:t>
+      </w:r>
+    </w:p>
+    <w:p>
+      <w:pPr>
+        <w:spacing w:after="160"/>
+      </w:pPr>
+      <w:r>
+        <w:rPr>
+          <w:rFonts w:ascii="Calibri" w:cs="Calibri" w:eastAsia="Calibri" w:hAnsi="Calibri"/>
+          <w:b/>
+          <w:bCs/>
+          <w:color w:val="304E38"/>
+          <w:sz w:val="32"/>
+          <w:szCs w:val="32"/>
+        </w:rPr>
+        <w:t xml:space="preserve">"Palma no Quique"</w:t>
+      </w:r>
+    </w:p>
+    <w:p>
+      <w:pPr>
+        <w:pBdr>
+          <w:bottom w:val="single" w:color="C0A258" w:sz="6" w:space="1"/>
+        </w:pBdr>
+        <w:spacing w:after="100" w:before="100"/>
+      </w:pPr>
+    </w:p>
+    <w:p>
+      <w:pPr>
+        <w:spacing w:after="90"/>
+      </w:pPr>
+      <w:r>
+        <w:rPr>
+          <w:rFonts w:ascii="Calibri" w:cs="Calibri" w:eastAsia="Calibri" w:hAnsi="Calibri"/>
+          <w:b/>
+          <w:bCs/>
+          <w:color w:val="304E38"/>
+          <w:sz w:val="21"/>
+          <w:szCs w:val="21"/>
+        </w:rPr>
+        <w:t xml:space="preserve">Formato: </w:t>
+      </w:r>
+      <w:r>
+        <w:rPr>
+          <w:rFonts w:ascii="Calibri" w:cs="Calibri" w:eastAsia="Calibri" w:hAnsi="Calibri"/>
+          <w:color w:val="3A3A3A"/>
+          <w:sz w:val="21"/>
+          <w:szCs w:val="21"/>
+        </w:rPr>
+        <w:t xml:space="preserve">Grupo, com um condutor (líder ou psicólogo) segurando a bola</w:t>
+      </w:r>
+    </w:p>
+    <w:p>
+      <w:pPr>
+        <w:spacing w:after="90"/>
+      </w:pPr>
+      <w:r>
+        <w:rPr>
+          <w:rFonts w:ascii="Calibri" w:cs="Calibri" w:eastAsia="Calibri" w:hAnsi="Calibri"/>
+          <w:b/>
+          <w:bCs/>
+          <w:color w:val="304E38"/>
+          <w:sz w:val="21"/>
+          <w:szCs w:val="21"/>
+        </w:rPr>
+        <w:t xml:space="preserve">Material: </w:t>
+      </w:r>
+      <w:r>
+        <w:rPr>
+          <w:rFonts w:ascii="Calibri" w:cs="Calibri" w:eastAsia="Calibri" w:hAnsi="Calibri"/>
+          <w:color w:val="3A3A3A"/>
+          <w:sz w:val="21"/>
+          <w:szCs w:val="21"/>
+        </w:rPr>
+        <w:t xml:space="preserve">Uma bola</w:t>
+      </w:r>
+    </w:p>
+    <w:p>
+      <w:pPr>
+        <w:pBdr>
+          <w:bottom w:val="single" w:color="8CA591" w:sz="4" w:space="4"/>
+        </w:pBdr>
+        <w:spacing w:after="100" w:before="240"/>
+      </w:pPr>
+      <w:r>
+        <w:rPr>
+          <w:rFonts w:ascii="Calibri" w:cs="Calibri" w:eastAsia="Calibri" w:hAnsi="Calibri"/>
+          <w:b/>
+          <w:bCs/>
+          <w:color w:val="304E38"/>
+          <w:sz w:val="24"/>
+          <w:szCs w:val="24"/>
+        </w:rPr>
+        <w:t xml:space="preserve">OBJETIVO</w:t>
+      </w:r>
+    </w:p>
+    <w:p>
+      <w:pPr>
+        <w:spacing w:after="120"/>
+      </w:pPr>
+      <w:r>
+        <w:rPr>
+          <w:rFonts w:ascii="Calibri" w:cs="Calibri" w:eastAsia="Calibri" w:hAnsi="Calibri"/>
+          <w:color w:val="3A3A3A"/>
+          <w:sz w:val="21"/>
+          <w:szCs w:val="21"/>
+        </w:rPr>
+        <w:t xml:space="preserve">Trabalhar atenção compartilhada, sincronia em grupo e controle inibitório. Os atletas precisam bater palma exatamente no momento em que a bola toca o chão — e resistir ao impulso de bater quando o condutor finge o quique, com eliminação progressiva até restar um vencedor.</w:t>
+      </w:r>
+    </w:p>
+    <w:p>
+      <w:pPr>
+        <w:pBdr>
+          <w:bottom w:val="single" w:color="8CA591" w:sz="4" w:space="4"/>
+        </w:pBdr>
+        <w:spacing w:after="100" w:before="240"/>
+      </w:pPr>
+      <w:r>
+        <w:rPr>
+          <w:rFonts w:ascii="Calibri" w:cs="Calibri" w:eastAsia="Calibri" w:hAnsi="Calibri"/>
+          <w:b/>
+          <w:bCs/>
+          <w:color w:val="304E38"/>
+          <w:sz w:val="24"/>
+          <w:szCs w:val="24"/>
+        </w:rPr>
+        <w:t xml:space="preserve">COMO APLICAR</w:t>
+      </w:r>
+    </w:p>
+    <w:p>
+      <w:pPr>
+        <w:pStyle w:val="ListParagraph"/>
+        <w:numPr>
+          <w:ilvl w:val="0"/>
+          <w:numId w:val="4"/>
+        </w:numPr>
+        <w:spacing w:after="70"/>
+      </w:pPr>
+      <w:r>
+        <w:rPr>
+          <w:rFonts w:ascii="Calibri" w:cs="Calibri" w:eastAsia="Calibri" w:hAnsi="Calibri"/>
+          <w:color w:val="3A3A3A"/>
+          <w:sz w:val="21"/>
+          <w:szCs w:val="21"/>
+        </w:rPr>
+        <w:t xml:space="preserve">Um condutor (atleta de referência, treinador ou psicólogo) fica no centro com a bola; os demais formam um semicírculo ao redor.</w:t>
+      </w:r>
+    </w:p>
+    <w:p>
+      <w:pPr>
+        <w:pStyle w:val="ListParagraph"/>
+        <w:numPr>
+          <w:ilvl w:val="0"/>
+          <w:numId w:val="4"/>
+        </w:numPr>
+        <w:spacing w:after="70"/>
+      </w:pPr>
+      <w:r>
+        <w:rPr>
+          <w:rFonts w:ascii="Calibri" w:cs="Calibri" w:eastAsia="Calibri" w:hAnsi="Calibri"/>
+          <w:color w:val="3A3A3A"/>
+          <w:sz w:val="21"/>
+          <w:szCs w:val="21"/>
+        </w:rPr>
+        <w:t xml:space="preserve">O condutor deixa a bola quicar no chão em ritmo livre, variando o intervalo entre os quiques.</w:t>
+      </w:r>
+    </w:p>
+    <w:p>
+      <w:pPr>
+        <w:pStyle w:val="ListParagraph"/>
+        <w:numPr>
+          <w:ilvl w:val="0"/>
+          <w:numId w:val="4"/>
+        </w:numPr>
+        <w:spacing w:after="70"/>
+      </w:pPr>
+      <w:r>
+        <w:rPr>
+          <w:rFonts w:ascii="Calibri" w:cs="Calibri" w:eastAsia="Calibri" w:hAnsi="Calibri"/>
+          <w:color w:val="3A3A3A"/>
+          <w:sz w:val="21"/>
+          <w:szCs w:val="21"/>
+        </w:rPr>
+        <w:t xml:space="preserve">A cada quique, todos os atletas batem palma juntos, no exato momento do toque no chão.</w:t>
+      </w:r>
+    </w:p>
+    <w:p>
+      <w:pPr>
+        <w:pStyle w:val="ListParagraph"/>
+        <w:numPr>
+          <w:ilvl w:val="0"/>
+          <w:numId w:val="4"/>
+        </w:numPr>
+        <w:spacing w:after="70"/>
+      </w:pPr>
+      <w:r>
+        <w:rPr>
+          <w:rFonts w:ascii="Calibri" w:cs="Calibri" w:eastAsia="Calibri" w:hAnsi="Calibri"/>
+          <w:color w:val="3A3A3A"/>
+          <w:sz w:val="21"/>
+          <w:szCs w:val="21"/>
+        </w:rPr>
+        <w:t xml:space="preserve">De vez em quando, o condutor finge o quique (segura a bola sem soltar) — quem bater palma nesse momento sai da rodada.</w:t>
+      </w:r>
+    </w:p>
+    <w:p>
+      <w:pPr>
+        <w:pStyle w:val="ListParagraph"/>
+        <w:numPr>
+          <w:ilvl w:val="0"/>
+          <w:numId w:val="4"/>
+        </w:numPr>
+        <w:spacing w:after="70"/>
+      </w:pPr>
+      <w:r>
+        <w:rPr>
+          <w:rFonts w:ascii="Calibri" w:cs="Calibri" w:eastAsia="Calibri" w:hAnsi="Calibri"/>
+          <w:color w:val="3A3A3A"/>
+          <w:sz w:val="21"/>
+          <w:szCs w:val="21"/>
+        </w:rPr>
+        <w:t xml:space="preserve">O jogo segue eliminando quem erra o tempo, até restar um único atleta, que vence.</w:t>
+      </w:r>
+    </w:p>
+    <w:p>
+      <w:pPr>
+        <w:pStyle w:val="ListParagraph"/>
+        <w:numPr>
+          <w:ilvl w:val="0"/>
+          <w:numId w:val="4"/>
+        </w:numPr>
+        <w:spacing w:after="70"/>
+      </w:pPr>
+      <w:r>
+        <w:rPr>
+          <w:rFonts w:ascii="Calibri" w:cs="Calibri" w:eastAsia="Calibri" w:hAnsi="Calibri"/>
+          <w:color w:val="3A3A3A"/>
+          <w:sz w:val="21"/>
+          <w:szCs w:val="21"/>
+        </w:rPr>
+        <w:t xml:space="preserve">Pode reiniciar variando a velocidade e a imprevisibilidade dos quiques para aumentar o desafio.</w:t>
+      </w:r>
+    </w:p>
+    <w:p>
+      <w:pPr>
+        <w:spacing w:after="40" w:before="280"/>
+      </w:pPr>
+      <w:r>
+        <w:rPr>
+          <w:rFonts w:ascii="Calibri" w:cs="Calibri" w:eastAsia="Calibri" w:hAnsi="Calibri"/>
+          <w:b/>
+          <w:bCs/>
+          <w:color w:val="C0A258"/>
+          <w:sz w:val="20"/>
+          <w:szCs w:val="20"/>
+        </w:rPr>
+        <w:t xml:space="preserve">DINÂMICA 04</w:t>
+      </w:r>
+    </w:p>
+    <w:p>
+      <w:pPr>
+        <w:spacing w:after="160"/>
+      </w:pPr>
+      <w:r>
+        <w:rPr>
+          <w:rFonts w:ascii="Calibri" w:cs="Calibri" w:eastAsia="Calibri" w:hAnsi="Calibri"/>
+          <w:b/>
+          <w:bCs/>
+          <w:color w:val="304E38"/>
+          <w:sz w:val="32"/>
+          <w:szCs w:val="32"/>
+        </w:rPr>
+        <w:t xml:space="preserve">"Troca e Corre"</w:t>
+      </w:r>
+    </w:p>
+    <w:p>
+      <w:pPr>
+        <w:pBdr>
+          <w:bottom w:val="single" w:color="C0A258" w:sz="6" w:space="1"/>
+        </w:pBdr>
+        <w:spacing w:after="100" w:before="100"/>
+      </w:pPr>
+    </w:p>
+    <w:p>
+      <w:pPr>
+        <w:spacing w:after="90"/>
+      </w:pPr>
+      <w:r>
+        <w:rPr>
+          <w:rFonts w:ascii="Calibri" w:cs="Calibri" w:eastAsia="Calibri" w:hAnsi="Calibri"/>
+          <w:b/>
+          <w:bCs/>
+          <w:color w:val="304E38"/>
+          <w:sz w:val="21"/>
+          <w:szCs w:val="21"/>
+        </w:rPr>
+        <w:t xml:space="preserve">Formato: </w:t>
+      </w:r>
+      <w:r>
+        <w:rPr>
+          <w:rFonts w:ascii="Calibri" w:cs="Calibri" w:eastAsia="Calibri" w:hAnsi="Calibri"/>
+          <w:color w:val="3A3A3A"/>
+          <w:sz w:val="21"/>
+          <w:szCs w:val="21"/>
+        </w:rPr>
+        <w:t xml:space="preserve">Duplas, organizadas em duas fileiras de frente uma para a outra</w:t>
+      </w:r>
+    </w:p>
+    <w:p>
+      <w:pPr>
+        <w:spacing w:after="90"/>
+      </w:pPr>
+      <w:r>
+        <w:rPr>
+          <w:rFonts w:ascii="Calibri" w:cs="Calibri" w:eastAsia="Calibri" w:hAnsi="Calibri"/>
+          <w:b/>
+          <w:bCs/>
+          <w:color w:val="304E38"/>
+          <w:sz w:val="21"/>
+          <w:szCs w:val="21"/>
+        </w:rPr>
+        <w:t xml:space="preserve">Material: </w:t>
+      </w:r>
+      <w:r>
+        <w:rPr>
+          <w:rFonts w:ascii="Calibri" w:cs="Calibri" w:eastAsia="Calibri" w:hAnsi="Calibri"/>
+          <w:color w:val="3A3A3A"/>
+          <w:sz w:val="21"/>
+          <w:szCs w:val="21"/>
+        </w:rPr>
+        <w:t xml:space="preserve">Pratinhos de duas cores (uma dupla de cada cor por par de atletas) e um marcador de cada cor em lados opostos do campo</w:t>
+      </w:r>
+    </w:p>
+    <w:p>
+      <w:pPr>
+        <w:pBdr>
+          <w:bottom w:val="single" w:color="8CA591" w:sz="4" w:space="4"/>
+        </w:pBdr>
+        <w:spacing w:after="100" w:before="240"/>
+      </w:pPr>
+      <w:r>
+        <w:rPr>
+          <w:rFonts w:ascii="Calibri" w:cs="Calibri" w:eastAsia="Calibri" w:hAnsi="Calibri"/>
+          <w:b/>
+          <w:bCs/>
+          <w:color w:val="304E38"/>
+          <w:sz w:val="24"/>
+          <w:szCs w:val="24"/>
+        </w:rPr>
+        <w:t xml:space="preserve">OBJETIVO</w:t>
+      </w:r>
+    </w:p>
+    <w:p>
+      <w:pPr>
+        <w:spacing w:after="120"/>
+      </w:pPr>
+      <w:r>
+        <w:rPr>
+          <w:rFonts w:ascii="Calibri" w:cs="Calibri" w:eastAsia="Calibri" w:hAnsi="Calibri"/>
+          <w:color w:val="3A3A3A"/>
+          <w:sz w:val="21"/>
+          <w:szCs w:val="21"/>
+        </w:rPr>
+        <w:t xml:space="preserve">Trabalhar tomada de decisão rápida, atenção dividida e tempo de reação — o atleta precisa manter o ritmo de uma tarefa motora contínua (a troca de pratinhos) enquanto se prepara para reagir a um estímulo externo (o comando do líder).</w:t>
+      </w:r>
+    </w:p>
+    <w:p>
+      <w:pPr>
+        <w:pBdr>
+          <w:bottom w:val="single" w:color="8CA591" w:sz="4" w:space="4"/>
+        </w:pBdr>
+        <w:spacing w:after="100" w:before="240"/>
+      </w:pPr>
+      <w:r>
+        <w:rPr>
+          <w:rFonts w:ascii="Calibri" w:cs="Calibri" w:eastAsia="Calibri" w:hAnsi="Calibri"/>
+          <w:b/>
+          <w:bCs/>
+          <w:color w:val="304E38"/>
+          <w:sz w:val="24"/>
+          <w:szCs w:val="24"/>
+        </w:rPr>
+        <w:t xml:space="preserve">COMO APLICAR</w:t>
+      </w:r>
+    </w:p>
+    <w:p>
+      <w:pPr>
+        <w:pStyle w:val="ListParagraph"/>
+        <w:numPr>
+          <w:ilvl w:val="0"/>
+          <w:numId w:val="5"/>
+        </w:numPr>
+        <w:spacing w:after="70"/>
+      </w:pPr>
+      <w:r>
+        <w:rPr>
+          <w:rFonts w:ascii="Calibri" w:cs="Calibri" w:eastAsia="Calibri" w:hAnsi="Calibri"/>
+          <w:color w:val="3A3A3A"/>
+          <w:sz w:val="21"/>
+          <w:szCs w:val="21"/>
+        </w:rPr>
+        <w:t xml:space="preserve">Organize os atletas em duplas, formando duas fileiras de frente uma para a outra. Cada dupla recebe dois pratinhos, um de cada cor.</w:t>
+      </w:r>
+    </w:p>
+    <w:p>
+      <w:pPr>
+        <w:pStyle w:val="ListParagraph"/>
+        <w:numPr>
+          <w:ilvl w:val="0"/>
+          <w:numId w:val="5"/>
+        </w:numPr>
+        <w:spacing w:after="70"/>
+      </w:pPr>
+      <w:r>
+        <w:rPr>
+          <w:rFonts w:ascii="Calibri" w:cs="Calibri" w:eastAsia="Calibri" w:hAnsi="Calibri"/>
+          <w:color w:val="3A3A3A"/>
+          <w:sz w:val="21"/>
+          <w:szCs w:val="21"/>
+        </w:rPr>
+        <w:t xml:space="preserve">Marque dois lados opostos do campo, cada um identificado com um pratinho de uma cor (ex.: lado A = cor 1, lado B = cor 2).</w:t>
+      </w:r>
+    </w:p>
+    <w:p>
+      <w:pPr>
+        <w:pStyle w:val="ListParagraph"/>
+        <w:numPr>
+          <w:ilvl w:val="0"/>
+          <w:numId w:val="5"/>
+        </w:numPr>
+        <w:spacing w:after="70"/>
+      </w:pPr>
+      <w:r>
+        <w:rPr>
+          <w:rFonts w:ascii="Calibri" w:cs="Calibri" w:eastAsia="Calibri" w:hAnsi="Calibri"/>
+          <w:color w:val="3A3A3A"/>
+          <w:sz w:val="21"/>
+          <w:szCs w:val="21"/>
+        </w:rPr>
+        <w:t xml:space="preserve">As duplas trocam os pratinhos entre si continuamente, sem parar, mantendo o ritmo da troca.</w:t>
+      </w:r>
+    </w:p>
+    <w:p>
+      <w:pPr>
+        <w:pStyle w:val="ListParagraph"/>
+        <w:numPr>
+          <w:ilvl w:val="0"/>
+          <w:numId w:val="5"/>
+        </w:numPr>
+        <w:spacing w:after="70"/>
+      </w:pPr>
+      <w:r>
+        <w:rPr>
+          <w:rFonts w:ascii="Calibri" w:cs="Calibri" w:eastAsia="Calibri" w:hAnsi="Calibri"/>
+          <w:color w:val="3A3A3A"/>
+          <w:sz w:val="21"/>
+          <w:szCs w:val="21"/>
+        </w:rPr>
+        <w:t xml:space="preserve">Ao sinal do líder, cada atleta olha qual pratinho está em sua mão naquele instante e corre até o lado do campo correspondente àquela cor.</w:t>
+      </w:r>
+    </w:p>
+    <w:p>
+      <w:pPr>
+        <w:pStyle w:val="ListParagraph"/>
+        <w:numPr>
+          <w:ilvl w:val="0"/>
+          <w:numId w:val="5"/>
+        </w:numPr>
+        <w:spacing w:after="70"/>
+      </w:pPr>
+      <w:r>
+        <w:rPr>
+          <w:rFonts w:ascii="Calibri" w:cs="Calibri" w:eastAsia="Calibri" w:hAnsi="Calibri"/>
+          <w:color w:val="3A3A3A"/>
+          <w:sz w:val="21"/>
+          <w:szCs w:val="21"/>
+        </w:rPr>
+        <w:t xml:space="preserve">Reinicie a dinâmica, podendo inverter os lados das cores no campo para evitar que os atletas decorem o padrão em vez de reagir de fato.</w:t>
       </w:r>
     </w:p>
     <w:sectPr>
@@ -869,6 +1607,42 @@
       </w:pPr>
     </w:lvl>
   </w:abstractNum>
+  <w:abstractNum w:abstractNumId="3" w15:restartNumberingAfterBreak="0">
+    <w:multiLevelType w:val="hybridMultilevel"/>
+    <w:lvl w:ilvl="0" w15:tentative="1">
+      <w:start w:val="1"/>
+      <w:numFmt w:val="decimal"/>
+      <w:lvlText w:val="%1."/>
+      <w:lvlJc w:val="left"/>
+      <w:pPr>
+        <w:ind w:left="420" w:hanging="260"/>
+      </w:pPr>
+    </w:lvl>
+  </w:abstractNum>
+  <w:abstractNum w:abstractNumId="4" w15:restartNumberingAfterBreak="0">
+    <w:multiLevelType w:val="hybridMultilevel"/>
+    <w:lvl w:ilvl="0" w15:tentative="1">
+      <w:start w:val="1"/>
+      <w:numFmt w:val="decimal"/>
+      <w:lvlText w:val="%1."/>
+      <w:lvlJc w:val="left"/>
+      <w:pPr>
+        <w:ind w:left="420" w:hanging="260"/>
+      </w:pPr>
+    </w:lvl>
+  </w:abstractNum>
+  <w:abstractNum w:abstractNumId="5" w15:restartNumberingAfterBreak="0">
+    <w:multiLevelType w:val="hybridMultilevel"/>
+    <w:lvl w:ilvl="0" w15:tentative="1">
+      <w:start w:val="1"/>
+      <w:numFmt w:val="decimal"/>
+      <w:lvlText w:val="%1."/>
+      <w:lvlJc w:val="left"/>
+      <w:pPr>
+        <w:ind w:left="420" w:hanging="260"/>
+      </w:pPr>
+    </w:lvl>
+  </w:abstractNum>
   <w:num w:numId="1">
     <w:abstractNumId w:val="1"/>
     <w:lvlOverride w:ilvl="0">
@@ -877,6 +1651,24 @@
   </w:num>
   <w:num w:numId="2">
     <w:abstractNumId w:val="2"/>
+    <w:lvlOverride w:ilvl="0">
+      <w:startOverride w:val="1"/>
+    </w:lvlOverride>
+  </w:num>
+  <w:num w:numId="3">
+    <w:abstractNumId w:val="3"/>
+    <w:lvlOverride w:ilvl="0">
+      <w:startOverride w:val="1"/>
+    </w:lvlOverride>
+  </w:num>
+  <w:num w:numId="4">
+    <w:abstractNumId w:val="4"/>
+    <w:lvlOverride w:ilvl="0">
+      <w:startOverride w:val="1"/>
+    </w:lvlOverride>
+  </w:num>
+  <w:num w:numId="5">
+    <w:abstractNumId w:val="5"/>
     <w:lvlOverride w:ilvl="0">
       <w:startOverride w:val="1"/>
     </w:lvlOverride>
